--- a/rapports/2026-06-06/EQ30/EQ30_sup_v2/DR_malforme_1_01101E_11/26-97-36-59.docx
+++ b/rapports/2026-06-06/EQ30/EQ30_sup_v2/DR_malforme_1_01101E_11/26-97-36-59.docx
@@ -297,7 +297,7 @@
           <w:color w:val="1F6FEB"/>
           <w:sz w:val="22"/>
         </w:rPr>
-        <w:t>⚠ INCOHÉRENCES À CORRIGER (59)</w:t>
+        <w:t>⚠ INCOHÉRENCES À CORRIGER (57)</w:t>
       </w:r>
     </w:p>
     <w:tbl>
@@ -544,7 +544,7 @@
                 <w:color w:val="16A34A"/>
                 <w:sz w:val="16"/>
               </w:rPr>
-              <w:t>—</w:t>
+              <w:t>s02q33, s01q00b</w:t>
             </w:r>
           </w:p>
         </w:tc>
@@ -575,7 +575,7 @@
                 <w:i w:val="0"/>
                 <w:sz w:val="17"/>
               </w:rPr>
-              <w:t>Incohérence!!! seulement les écoles privées paient les frais de scolarité (y compris les frais d'inscription).</w:t>
+              <w:t>Incoherent!!! La dernière fois que IBRAHIMA BA a  fréquenté l'école est 9999.</w:t>
             </w:r>
           </w:p>
         </w:tc>
@@ -665,7 +665,7 @@
                 <w:i w:val="0"/>
                 <w:sz w:val="17"/>
               </w:rPr>
-              <w:t>Incohérence ! MARIAMA KORKA DIALLO frequente actuellement 2ème année de Supérieur mais dit avoir reçu une bourse de 300000 FCFA.</w:t>
+              <w:t>Incohérent!! Le niveau d'instruction déclaré par l'un des enfants (Primaire) au niveau de la section 1 de FATOU BA diffère de celui donné par FATOU BA lui-même qui affirme ne pas avoir frequenté l'école formelle.</w:t>
             </w:r>
           </w:p>
         </w:tc>
@@ -724,7 +724,7 @@
                 <w:color w:val="16A34A"/>
                 <w:sz w:val="16"/>
               </w:rPr>
-              <w:t>s02q33, s01q00b</w:t>
+              <w:t>—</w:t>
             </w:r>
           </w:p>
         </w:tc>
@@ -755,7 +755,7 @@
                 <w:i w:val="0"/>
                 <w:sz w:val="17"/>
               </w:rPr>
-              <w:t>Incoherent!!! La dernière fois que IBRAHIMA BA a  fréquenté l'école est 9999.</w:t>
+              <w:t>Incohérence ! MARIAMA KORKA DIALLO frequente actuellement 2ème année de Supérieur mais dit avoir reçu une bourse de 300000 FCFA.</w:t>
             </w:r>
           </w:p>
         </w:tc>
@@ -788,7 +788,7 @@
                 <w:i w:val="0"/>
                 <w:sz w:val="16"/>
               </w:rPr>
-              <w:t>S02</w:t>
+              <w:t>S11</w:t>
               <w:br/>
             </w:r>
             <w:r>
@@ -798,7 +798,7 @@
                 <w:color w:val="64748B"/>
                 <w:sz w:val="14"/>
               </w:rPr>
-              <w:t>Éducation</w:t>
+              <w:t>Logement / cadre de vie</w:t>
             </w:r>
           </w:p>
         </w:tc>
@@ -845,7 +845,7 @@
                 <w:i w:val="0"/>
                 <w:sz w:val="17"/>
               </w:rPr>
-              <w:t>Incohérent!! Le niveau d'instruction déclaré par l'un des enfants (Primaire) au niveau de la section 1 de FATOU BA diffère de celui donné par FATOU BA lui-même qui affirme ne pas avoir frequenté l'école formelle.</w:t>
+              <w:t>Incoherence!! Le ménage a depensé .</w:t>
             </w:r>
           </w:p>
         </w:tc>
@@ -904,7 +904,7 @@
                 <w:color w:val="16A34A"/>
                 <w:sz w:val="16"/>
               </w:rPr>
-              <w:t>—</w:t>
+              <w:t>s01q29, s01q31, s04q24, s00q04, s11q21, s09fq03, s09fq011</w:t>
             </w:r>
           </w:p>
         </w:tc>
@@ -935,7 +935,7 @@
                 <w:i w:val="0"/>
                 <w:sz w:val="17"/>
               </w:rPr>
-              <w:t>Incoherence!! Le ménage a depensé .</w:t>
+              <w:t>FCFA dans Frais de connexion au réseau de distribution d'eau mais dit ne pas être connecté à un réseau d'eau courante, prière de corriger cette incoherence</w:t>
             </w:r>
           </w:p>
         </w:tc>
@@ -950,10 +950,10 @@
               <w:rPr>
                 <w:b/>
                 <w:i w:val="0"/>
-                <w:color w:val="DC2626"/>
+                <w:color w:val="EA580C"/>
                 <w:sz w:val="16"/>
               </w:rPr>
-              <w:t>Haute</w:t>
+              <w:t>Moyenne</w:t>
             </w:r>
           </w:p>
         </w:tc>
@@ -968,7 +968,7 @@
                 <w:i w:val="0"/>
                 <w:sz w:val="16"/>
               </w:rPr>
-              <w:t>S11</w:t>
+              <w:t>S00</w:t>
               <w:br/>
             </w:r>
             <w:r>
@@ -978,7 +978,7 @@
                 <w:color w:val="64748B"/>
                 <w:sz w:val="14"/>
               </w:rPr>
-              <w:t>Logement / cadre de vie</w:t>
+              <w:t>Identification</w:t>
             </w:r>
           </w:p>
         </w:tc>
@@ -994,7 +994,7 @@
                 <w:color w:val="16A34A"/>
                 <w:sz w:val="16"/>
               </w:rPr>
-              <w:t>s01q29, s01q31, s04q24, s00q04, s11q21, s09fq03, s09fq011</w:t>
+              <w:t>—</w:t>
             </w:r>
           </w:p>
         </w:tc>
@@ -1025,7 +1025,7 @@
                 <w:i w:val="0"/>
                 <w:sz w:val="17"/>
               </w:rPr>
-              <w:t>FCFA dans Frais de connexion au réseau de distribution d'eau mais dit ne pas être connecté à un réseau d'eau courante, prière de corriger cette incoherence</w:t>
+              <w:t>L'adresse ou la localisation du ménage doit être bien renseignée, ne doit pas contenir des numéros de téléphone et elle semble courte pour être une adresse.</w:t>
             </w:r>
           </w:p>
         </w:tc>
@@ -1115,7 +1115,7 @@
                 <w:i w:val="0"/>
                 <w:sz w:val="17"/>
               </w:rPr>
-              <w:t>L'adresse ou la localisation du ménage doit être bien renseignée, ne doit pas contenir des numéros de téléphone et elle semble courte pour être une adresse.</w:t>
+              <w:t>Prière de renseigner la bonne adresse.</w:t>
             </w:r>
           </w:p>
         </w:tc>
@@ -1148,7 +1148,7 @@
                 <w:i w:val="0"/>
                 <w:sz w:val="16"/>
               </w:rPr>
-              <w:t>S00</w:t>
+              <w:t>S01</w:t>
               <w:br/>
             </w:r>
             <w:r>
@@ -1158,7 +1158,7 @@
                 <w:color w:val="64748B"/>
                 <w:sz w:val="14"/>
               </w:rPr>
-              <w:t>Identification</w:t>
+              <w:t>Démographie</w:t>
             </w:r>
           </w:p>
         </w:tc>
@@ -1174,7 +1174,7 @@
                 <w:color w:val="16A34A"/>
                 <w:sz w:val="16"/>
               </w:rPr>
-              <w:t>—</w:t>
+              <w:t>s01q41a, s01q00b</w:t>
             </w:r>
           </w:p>
         </w:tc>
@@ -1205,7 +1205,7 @@
                 <w:i w:val="0"/>
                 <w:sz w:val="17"/>
               </w:rPr>
-              <w:t>Prière de renseigner la bonne adresse.</w:t>
+              <w:t>Le montant dépensé ou reçu en cadeau pour les recharges internet ou de forfaits de données mobiles(hors appels vocaux), aucours des 30 derniers jours de IBRAHIMA BA semble élevé ou faible, prière de corriger ou de confirmer l'information avec le QG.</w:t>
             </w:r>
           </w:p>
         </w:tc>
@@ -1295,7 +1295,7 @@
                 <w:i w:val="0"/>
                 <w:sz w:val="17"/>
               </w:rPr>
-              <w:t>Le montant dépensé ou reçu en cadeau pour les recharges internet ou de forfaits de données mobiles(hors appels vocaux), aucours des 30 derniers jours de IBRAHIMA BA semble élevé ou faible, prière de corriger ou de confirmer l'information avec le QG.</w:t>
+              <w:t>Attention ! Le montant (14500 Fcfa) dépensé ou reçu en cadeau pour les recharges internet ou de forfaits de données mobiles(hors appels vocaux), aucours des 30 derniers jours de  IBRAHIMA BA est relativement élevé par rapport aux autres montants depansés observés dans cette zone.</w:t>
             </w:r>
           </w:p>
         </w:tc>
@@ -1354,7 +1354,7 @@
                 <w:color w:val="16A34A"/>
                 <w:sz w:val="16"/>
               </w:rPr>
-              <w:t>s01q41a, s01q00b</w:t>
+              <w:t>—</w:t>
             </w:r>
           </w:p>
         </w:tc>
@@ -1385,7 +1385,7 @@
                 <w:i w:val="0"/>
                 <w:sz w:val="17"/>
               </w:rPr>
-              <w:t>Attention ! Le montant (14500 Fcfa) dépensé ou reçu en cadeau pour les recharges internet ou de forfaits de données mobiles(hors appels vocaux), aucours des 30 derniers jours de  IBRAHIMA BA est relativement élevé par rapport aux autres montants depansés observés dans cette zone.</w:t>
+              <w:t>Prière de corriger ou de confirmer avec le QG.</w:t>
             </w:r>
           </w:p>
         </w:tc>
@@ -1475,7 +1475,7 @@
                 <w:i w:val="0"/>
                 <w:sz w:val="17"/>
               </w:rPr>
-              <w:t>Prière de corriger ou de confirmer avec le QG.</w:t>
+              <w:t>Prière de verifier l'information donnée par IBRAHIMA BA ou corriger au niveau de la section 1.</w:t>
             </w:r>
           </w:p>
         </w:tc>
@@ -1534,7 +1534,7 @@
                 <w:color w:val="16A34A"/>
                 <w:sz w:val="16"/>
               </w:rPr>
-              <w:t>—</w:t>
+              <w:t>s01q10_1</w:t>
             </w:r>
           </w:p>
         </w:tc>
@@ -1565,7 +1565,7 @@
                 <w:i w:val="0"/>
                 <w:sz w:val="17"/>
               </w:rPr>
-              <w:t>Prière de verifier l'information donnée par IBRAHIMA BA ou corriger au niveau de la section 1.</w:t>
+              <w:t>La taille du ménage lors de l'enquête principale (4) de ce ménage est inférieur à la taille du denombrement (5), prière de fournir des explications concrètes ou aller revisiter le ménage.</w:t>
             </w:r>
           </w:p>
         </w:tc>
@@ -1598,7 +1598,7 @@
                 <w:i w:val="0"/>
                 <w:sz w:val="16"/>
               </w:rPr>
-              <w:t>S01</w:t>
+              <w:t>S02</w:t>
               <w:br/>
             </w:r>
             <w:r>
@@ -1608,7 +1608,7 @@
                 <w:color w:val="64748B"/>
                 <w:sz w:val="14"/>
               </w:rPr>
-              <w:t>Démographie</w:t>
+              <w:t>Éducation</w:t>
             </w:r>
           </w:p>
         </w:tc>
@@ -1624,7 +1624,7 @@
                 <w:color w:val="16A34A"/>
                 <w:sz w:val="16"/>
               </w:rPr>
-              <w:t>s01q10_1</w:t>
+              <w:t>—</w:t>
             </w:r>
           </w:p>
         </w:tc>
@@ -1655,7 +1655,7 @@
                 <w:i w:val="0"/>
                 <w:sz w:val="17"/>
               </w:rPr>
-              <w:t>La taille du ménage lors de l'enquête principale (4) de ce ménage est inférieur à la taille du denombrement (5), prière de fournir des explications concrètes ou aller revisiter le ménage.</w:t>
+              <w:t>Prière de vous adresser à IBRAHIMA BA pour avoir l'année exacte.</w:t>
             </w:r>
           </w:p>
         </w:tc>
@@ -1745,7 +1745,7 @@
                 <w:i w:val="0"/>
                 <w:sz w:val="17"/>
               </w:rPr>
-              <w:t>veuillez, s'il vous plait, confirmer les frais de scolarité ( 25500 FCFA) payée de MARIAMA KORKA DIALLO avec le QG ou apporter les corrections nécessaires.</w:t>
+              <w:t>Merci de bien vouloir changé 2.04 en OUI et renseigné toutes les autres informations qui concerne FATOU BA .</w:t>
             </w:r>
           </w:p>
         </w:tc>
@@ -1804,7 +1804,7 @@
                 <w:color w:val="16A34A"/>
                 <w:sz w:val="16"/>
               </w:rPr>
-              <w:t>s01q47__7, s02q24, s01q00b, s02q17_2, s02q15_2</w:t>
+              <w:t>s01q23, s01q00b, s01q23_autre</w:t>
             </w:r>
           </w:p>
         </w:tc>
@@ -1835,7 +1835,7 @@
                 <w:i w:val="0"/>
                 <w:sz w:val="17"/>
               </w:rPr>
-              <w:t>Le montant des frais pour les cahiers et autres matériels scolaires pour l'année scolaire de MARIAMA KORKA DIALLO qui fréquente 2ème année de Supérieur  est de 0 FCFA, MARIAMA KORKA DIALLO a fait comment pour payer ces cahiers et autres matériels scolaires (SAC, stylo, craie, ardoise, crayon...) ? prière de corriger.</w:t>
+              <w:t>La raison principale que FATOU BA n'a pas fait des études dans une école formelle est retraite et semble exister dans les modalités, prière de prendre attache avec le QG pour plus d'explication afin de la classer bien.</w:t>
             </w:r>
           </w:p>
         </w:tc>
@@ -1894,7 +1894,7 @@
                 <w:color w:val="16A34A"/>
                 <w:sz w:val="16"/>
               </w:rPr>
-              <w:t>s01q63, s00q04, s02q25, s01q00b, s02q17_2, s02q15_2</w:t>
+              <w:t>s01q47__7, s02q24, s01q00b, s02q17_2, s02q15_2</w:t>
             </w:r>
           </w:p>
         </w:tc>
@@ -1925,7 +1925,7 @@
                 <w:i w:val="0"/>
                 <w:sz w:val="17"/>
               </w:rPr>
-              <w:t>Dans les milieux urbains c'est peu probable de voir une école dont les élèves ou étudiants ne dépensent pas en frais d'uniformes, prière de verifier pour MARIAMA KORKA DIALLO qui fréquente 2ème année de Supérieur et corriger ou confirmer avec le QG.</w:t>
+              <w:t>Le montant des frais pour les cahiers et autres matériels scolaires pour l'année scolaire de MARIAMA KORKA DIALLO qui fréquente 2ème année de Supérieur  est de 0 FCFA, MARIAMA KORKA DIALLO a fait comment pour payer ces cahiers et autres matériels scolaires (SAC, stylo, craie, ardoise, crayon...) ? prière de corriger.</w:t>
             </w:r>
           </w:p>
         </w:tc>
@@ -1984,7 +1984,7 @@
                 <w:color w:val="16A34A"/>
                 <w:sz w:val="16"/>
               </w:rPr>
-              <w:t>—</w:t>
+              <w:t>s01q63, s00q04, s02q25, s01q00b, s02q17_2, s02q15_2</w:t>
             </w:r>
           </w:p>
         </w:tc>
@@ -2015,7 +2015,7 @@
                 <w:i w:val="0"/>
                 <w:sz w:val="17"/>
               </w:rPr>
-              <w:t>Prière de corriger ou confirmer cette information avec le QG.</w:t>
+              <w:t>Dans les milieux urbains c'est peu probable de voir une école dont les élèves ou étudiants ne dépensent pas en frais d'uniformes, prière de verifier pour MARIAMA KORKA DIALLO qui fréquente 2ème année de Supérieur et corriger ou confirmer avec le QG.</w:t>
             </w:r>
           </w:p>
         </w:tc>
@@ -2074,7 +2074,7 @@
                 <w:color w:val="16A34A"/>
                 <w:sz w:val="16"/>
               </w:rPr>
-              <w:t>s01q23, s01q00b, s01q23_autre</w:t>
+              <w:t>—</w:t>
             </w:r>
           </w:p>
         </w:tc>
@@ -2105,7 +2105,7 @@
                 <w:i w:val="0"/>
                 <w:sz w:val="17"/>
               </w:rPr>
-              <w:t>La filière de MARIAMA KORKA DIALLO est ADMINISTRATION ECONOMIQUE ET SOCIAL et semble exister dans les modalités, prière de prendre attache avec le QG pour plus d'explication afin de la classer bien.</w:t>
+              <w:t>Prière de corriger ou confirmer cette information avec le QG.</w:t>
             </w:r>
           </w:p>
         </w:tc>
@@ -2164,7 +2164,7 @@
                 <w:color w:val="16A34A"/>
                 <w:sz w:val="16"/>
               </w:rPr>
-              <w:t>—</w:t>
+              <w:t>s01q23, s01q00b, s01q23_autre</w:t>
             </w:r>
           </w:p>
         </w:tc>
@@ -2195,187 +2195,7 @@
                 <w:i w:val="0"/>
                 <w:sz w:val="17"/>
               </w:rPr>
-              <w:t>Prière de vous adresser à IBRAHIMA BA pour avoir l'année exacte.</w:t>
-            </w:r>
-          </w:p>
-        </w:tc>
-      </w:tr>
-      <w:tr>
-        <w:tc>
-          <w:tcPr>
-            <w:tcW w:type="dxa" w:w="964"/>
-          </w:tcPr>
-          <w:p>
-            <w:r>
-              <w:rPr>
-                <w:b/>
-                <w:i w:val="0"/>
-                <w:color w:val="EA580C"/>
-                <w:sz w:val="16"/>
-              </w:rPr>
-              <w:t>Moyenne</w:t>
-            </w:r>
-          </w:p>
-        </w:tc>
-        <w:tc>
-          <w:tcPr>
-            <w:tcW w:type="dxa" w:w="1247"/>
-          </w:tcPr>
-          <w:p>
-            <w:r>
-              <w:rPr>
-                <w:b/>
-                <w:i w:val="0"/>
-                <w:sz w:val="16"/>
-              </w:rPr>
-              <w:t>S02</w:t>
-              <w:br/>
-            </w:r>
-            <w:r>
-              <w:rPr>
-                <w:b w:val="0"/>
-                <w:i w:val="0"/>
-                <w:color w:val="64748B"/>
-                <w:sz w:val="14"/>
-              </w:rPr>
-              <w:t>Éducation</w:t>
-            </w:r>
-          </w:p>
-        </w:tc>
-        <w:tc>
-          <w:tcPr>
-            <w:tcW w:type="dxa" w:w="1531"/>
-          </w:tcPr>
-          <w:p>
-            <w:r>
-              <w:rPr>
-                <w:b/>
-                <w:i w:val="0"/>
-                <w:color w:val="16A34A"/>
-                <w:sz w:val="16"/>
-              </w:rPr>
-              <w:t>—</w:t>
-            </w:r>
-          </w:p>
-        </w:tc>
-        <w:tc>
-          <w:tcPr>
-            <w:tcW w:type="dxa" w:w="1191"/>
-          </w:tcPr>
-          <w:p>
-            <w:r>
-              <w:rPr>
-                <w:b w:val="0"/>
-                <w:i w:val="0"/>
-                <w:color w:val="64748B"/>
-                <w:sz w:val="16"/>
-              </w:rPr>
-              <w:t>GT-CQ</w:t>
-            </w:r>
-          </w:p>
-        </w:tc>
-        <w:tc>
-          <w:tcPr>
-            <w:tcW w:type="dxa" w:w="4706"/>
-          </w:tcPr>
-          <w:p>
-            <w:r>
-              <w:rPr>
-                <w:b w:val="0"/>
-                <w:i w:val="0"/>
-                <w:sz w:val="17"/>
-              </w:rPr>
-              <w:t>Merci de bien vouloir changé 2.04 en OUI et renseigné toutes les autres informations qui concerne FATOU BA .</w:t>
-            </w:r>
-          </w:p>
-        </w:tc>
-      </w:tr>
-      <w:tr>
-        <w:tc>
-          <w:tcPr>
-            <w:tcW w:type="dxa" w:w="964"/>
-          </w:tcPr>
-          <w:p>
-            <w:r>
-              <w:rPr>
-                <w:b/>
-                <w:i w:val="0"/>
-                <w:color w:val="EA580C"/>
-                <w:sz w:val="16"/>
-              </w:rPr>
-              <w:t>Moyenne</w:t>
-            </w:r>
-          </w:p>
-        </w:tc>
-        <w:tc>
-          <w:tcPr>
-            <w:tcW w:type="dxa" w:w="1247"/>
-          </w:tcPr>
-          <w:p>
-            <w:r>
-              <w:rPr>
-                <w:b/>
-                <w:i w:val="0"/>
-                <w:sz w:val="16"/>
-              </w:rPr>
-              <w:t>S02</w:t>
-              <w:br/>
-            </w:r>
-            <w:r>
-              <w:rPr>
-                <w:b w:val="0"/>
-                <w:i w:val="0"/>
-                <w:color w:val="64748B"/>
-                <w:sz w:val="14"/>
-              </w:rPr>
-              <w:t>Éducation</w:t>
-            </w:r>
-          </w:p>
-        </w:tc>
-        <w:tc>
-          <w:tcPr>
-            <w:tcW w:type="dxa" w:w="1531"/>
-          </w:tcPr>
-          <w:p>
-            <w:r>
-              <w:rPr>
-                <w:b/>
-                <w:i w:val="0"/>
-                <w:color w:val="16A34A"/>
-                <w:sz w:val="16"/>
-              </w:rPr>
-              <w:t>s01q23, s01q00b, s01q23_autre</w:t>
-            </w:r>
-          </w:p>
-        </w:tc>
-        <w:tc>
-          <w:tcPr>
-            <w:tcW w:type="dxa" w:w="1191"/>
-          </w:tcPr>
-          <w:p>
-            <w:r>
-              <w:rPr>
-                <w:b w:val="0"/>
-                <w:i w:val="0"/>
-                <w:color w:val="64748B"/>
-                <w:sz w:val="16"/>
-              </w:rPr>
-              <w:t>GT-CQ</w:t>
-            </w:r>
-          </w:p>
-        </w:tc>
-        <w:tc>
-          <w:tcPr>
-            <w:tcW w:type="dxa" w:w="4706"/>
-          </w:tcPr>
-          <w:p>
-            <w:r>
-              <w:rPr>
-                <w:b w:val="0"/>
-                <w:i w:val="0"/>
-                <w:sz w:val="17"/>
-              </w:rPr>
-              <w:t>La raison principale que FATOU BA n'a pas fait des études dans une école formelle est retraite et semble exister dans les modalités, prière de prendre attache avec le QG pour plus d'explication afin de la classer bien.</w:t>
+              <w:t>La filière de MARIAMA KORKA DIALLO est ADMINISTRATION ECONOMIQUE ET SOCIAL et semble exister dans les modalités, prière de prendre attache avec le QG pour plus d'explication afin de la classer bien.</w:t>
             </w:r>
           </w:p>
         </w:tc>
